--- a/Речь.docx
+++ b/Речь.docx
@@ -115,7 +115,25 @@
           <w:sz w:val="32"/>
           <w:szCs w:val="36"/>
         </w:rPr>
-        <w:t xml:space="preserve">СЛАЙД 2 </w:t>
+        <w:t xml:space="preserve">СЛАЙД </w:t>
+      </w:r>
+      <w:r>
+        <w:rPr>
+          <w:b/>
+          <w:bCs/>
+          <w:sz w:val="32"/>
+          <w:szCs w:val="36"/>
+        </w:rPr>
+        <w:t>3-4</w:t>
+      </w:r>
+      <w:r>
+        <w:rPr>
+          <w:b/>
+          <w:bCs/>
+          <w:sz w:val="32"/>
+          <w:szCs w:val="36"/>
+        </w:rPr>
+        <w:t xml:space="preserve"> </w:t>
       </w:r>
       <w:r>
         <w:rPr>
@@ -265,7 +283,25 @@
           <w:sz w:val="32"/>
           <w:szCs w:val="36"/>
         </w:rPr>
-        <w:t xml:space="preserve">СЛАЙД 3 </w:t>
+        <w:t xml:space="preserve">СЛАЙД </w:t>
+      </w:r>
+      <w:r>
+        <w:rPr>
+          <w:b/>
+          <w:bCs/>
+          <w:sz w:val="32"/>
+          <w:szCs w:val="36"/>
+        </w:rPr>
+        <w:t>6-11</w:t>
+      </w:r>
+      <w:r>
+        <w:rPr>
+          <w:b/>
+          <w:bCs/>
+          <w:sz w:val="32"/>
+          <w:szCs w:val="36"/>
+        </w:rPr>
+        <w:t xml:space="preserve"> </w:t>
       </w:r>
       <w:r>
         <w:rPr>
@@ -635,30 +671,38 @@
       <w:pPr>
         <w:pStyle w:val="whitespace-normal"/>
         <w:rPr>
-          <w:sz w:val="32"/>
-          <w:szCs w:val="36"/>
-        </w:rPr>
-      </w:pPr>
-      <w:r>
-        <w:rPr>
-          <w:sz w:val="32"/>
-          <w:szCs w:val="36"/>
-        </w:rPr>
-        <w:t xml:space="preserve">СЛАЙД 4 </w:t>
-      </w:r>
-      <w:r>
-        <w:rPr>
-          <w:sz w:val="32"/>
-          <w:szCs w:val="36"/>
-        </w:rPr>
-        <w:t>-</w:t>
-      </w:r>
-      <w:r>
-        <w:rPr>
-          <w:sz w:val="32"/>
-          <w:szCs w:val="36"/>
-        </w:rPr>
-        <w:t xml:space="preserve"> Логическая структура приложения</w:t>
+          <w:b/>
+          <w:bCs/>
+          <w:sz w:val="32"/>
+          <w:szCs w:val="36"/>
+        </w:rPr>
+      </w:pPr>
+      <w:r>
+        <w:rPr>
+          <w:b/>
+          <w:bCs/>
+          <w:sz w:val="32"/>
+          <w:szCs w:val="36"/>
+        </w:rPr>
+        <w:t xml:space="preserve">СЛАЙД </w:t>
+      </w:r>
+      <w:r>
+        <w:rPr>
+          <w:b/>
+          <w:bCs/>
+          <w:sz w:val="32"/>
+          <w:szCs w:val="36"/>
+        </w:rPr>
+        <w:t xml:space="preserve">12 </w:t>
+      </w:r>
+      <w:r>
+        <w:rPr>
+          <w:b/>
+          <w:bCs/>
+          <w:sz w:val="32"/>
+          <w:szCs w:val="36"/>
+        </w:rPr>
+        <w:t>- Логическая структура приложения</w:t>
       </w:r>
     </w:p>
     <w:p>
@@ -973,58 +1017,16 @@
       <w:pPr>
         <w:pStyle w:val="whitespace-normal"/>
         <w:rPr>
-          <w:sz w:val="32"/>
-          <w:szCs w:val="36"/>
-        </w:rPr>
-      </w:pPr>
-      <w:r>
-        <w:rPr>
-          <w:sz w:val="32"/>
-          <w:szCs w:val="36"/>
-        </w:rPr>
-        <w:t xml:space="preserve">СЛАЙД 5 </w:t>
-      </w:r>
-      <w:r>
-        <w:rPr>
-          <w:sz w:val="32"/>
-          <w:szCs w:val="36"/>
-        </w:rPr>
-        <w:t>-</w:t>
-      </w:r>
-      <w:r>
-        <w:rPr>
-          <w:sz w:val="32"/>
-          <w:szCs w:val="36"/>
-        </w:rPr>
-        <w:t xml:space="preserve"> ER-диаграмма базы данных</w:t>
-      </w:r>
-    </w:p>
-    <w:p>
-      <w:pPr>
-        <w:pStyle w:val="whitespace-normal"/>
-        <w:rPr>
-          <w:sz w:val="32"/>
-          <w:szCs w:val="36"/>
-        </w:rPr>
-      </w:pPr>
-      <w:r>
-        <w:rPr>
-          <w:sz w:val="32"/>
-          <w:szCs w:val="36"/>
-        </w:rPr>
-        <w:t>Данная структура обеспечивает целостность данных, эффективный доступ и поддержку всех бизнес-процессов.</w:t>
-      </w:r>
-    </w:p>
-    <w:p>
-      <w:pPr>
-        <w:pStyle w:val="whitespace-normal"/>
-        <w:rPr>
-          <w:sz w:val="32"/>
-          <w:szCs w:val="36"/>
-        </w:rPr>
-      </w:pPr>
-      <w:r>
-        <w:rPr>
+          <w:b/>
+          <w:bCs/>
+          <w:sz w:val="32"/>
+          <w:szCs w:val="36"/>
+        </w:rPr>
+      </w:pPr>
+      <w:r>
+        <w:rPr>
+          <w:b/>
+          <w:bCs/>
           <w:sz w:val="32"/>
           <w:szCs w:val="36"/>
         </w:rPr>
@@ -1032,31 +1034,21 @@
       </w:r>
       <w:r>
         <w:rPr>
-          <w:sz w:val="32"/>
-          <w:szCs w:val="36"/>
-        </w:rPr>
-        <w:t>11-12</w:t>
-      </w:r>
-      <w:r>
-        <w:rPr>
-          <w:sz w:val="32"/>
-          <w:szCs w:val="36"/>
-        </w:rPr>
-        <w:t xml:space="preserve"> </w:t>
-      </w:r>
-      <w:r>
-        <w:rPr>
-          <w:sz w:val="32"/>
-          <w:szCs w:val="36"/>
-        </w:rPr>
-        <w:t>-</w:t>
-      </w:r>
-      <w:r>
-        <w:rPr>
-          <w:sz w:val="32"/>
-          <w:szCs w:val="36"/>
-        </w:rPr>
-        <w:t xml:space="preserve"> Архитектура и технологии</w:t>
+          <w:b/>
+          <w:bCs/>
+          <w:sz w:val="32"/>
+          <w:szCs w:val="36"/>
+        </w:rPr>
+        <w:t>13</w:t>
+      </w:r>
+      <w:r>
+        <w:rPr>
+          <w:b/>
+          <w:bCs/>
+          <w:sz w:val="32"/>
+          <w:szCs w:val="36"/>
+        </w:rPr>
+        <w:t xml:space="preserve"> - Архитектура и технологии</w:t>
       </w:r>
     </w:p>
     <w:p>
@@ -1158,7 +1150,6 @@
           <w:sz w:val="32"/>
           <w:szCs w:val="36"/>
         </w:rPr>
-        <w:lastRenderedPageBreak/>
         <w:t xml:space="preserve">Серверная часть </w:t>
       </w:r>
       <w:r>
@@ -1336,6 +1327,7 @@
           <w:sz w:val="32"/>
           <w:szCs w:val="36"/>
         </w:rPr>
+        <w:lastRenderedPageBreak/>
         <w:t>Уведомления</w:t>
       </w:r>
       <w:r>
@@ -1367,16 +1359,38 @@
       <w:pPr>
         <w:pStyle w:val="whitespace-normal"/>
         <w:rPr>
-          <w:sz w:val="32"/>
-          <w:szCs w:val="36"/>
-        </w:rPr>
-      </w:pPr>
-      <w:r>
-        <w:rPr>
-          <w:sz w:val="32"/>
-          <w:szCs w:val="36"/>
-        </w:rPr>
-        <w:t>СЛАЙД 13 – Функции</w:t>
+          <w:b/>
+          <w:bCs/>
+          <w:sz w:val="32"/>
+          <w:szCs w:val="36"/>
+        </w:rPr>
+      </w:pPr>
+      <w:r>
+        <w:rPr>
+          <w:b/>
+          <w:bCs/>
+          <w:sz w:val="32"/>
+          <w:szCs w:val="36"/>
+        </w:rPr>
+        <w:t>СЛАЙД 1</w:t>
+      </w:r>
+      <w:r>
+        <w:rPr>
+          <w:b/>
+          <w:bCs/>
+          <w:sz w:val="32"/>
+          <w:szCs w:val="36"/>
+        </w:rPr>
+        <w:t>4</w:t>
+      </w:r>
+      <w:r>
+        <w:rPr>
+          <w:b/>
+          <w:bCs/>
+          <w:sz w:val="32"/>
+          <w:szCs w:val="36"/>
+        </w:rPr>
+        <w:t xml:space="preserve"> – Функции</w:t>
       </w:r>
     </w:p>
     <w:p>
@@ -2502,6 +2516,7 @@
     <w:lsdException w:name="HTML Sample" w:semiHidden="1" w:unhideWhenUsed="1"/>
     <w:lsdException w:name="HTML Typewriter" w:semiHidden="1" w:unhideWhenUsed="1"/>
     <w:lsdException w:name="HTML Variable" w:semiHidden="1" w:unhideWhenUsed="1"/>
+    <w:lsdException w:name="Normal Table" w:semiHidden="1" w:unhideWhenUsed="1"/>
     <w:lsdException w:name="annotation subject" w:semiHidden="1" w:unhideWhenUsed="1"/>
     <w:lsdException w:name="No List" w:semiHidden="1" w:unhideWhenUsed="1"/>
     <w:lsdException w:name="Outline List 1" w:semiHidden="1" w:unhideWhenUsed="1"/>
@@ -2544,8 +2559,11 @@
     <w:lsdException w:name="Table Contemporary" w:semiHidden="1" w:unhideWhenUsed="1"/>
     <w:lsdException w:name="Table Elegant" w:semiHidden="1" w:unhideWhenUsed="1"/>
     <w:lsdException w:name="Table Professional" w:semiHidden="1" w:unhideWhenUsed="1"/>
+    <w:lsdException w:name="Table Subtle 1" w:semiHidden="1" w:unhideWhenUsed="1"/>
     <w:lsdException w:name="Table Subtle 2" w:semiHidden="1" w:unhideWhenUsed="1"/>
     <w:lsdException w:name="Table Web 1" w:semiHidden="1" w:unhideWhenUsed="1"/>
+    <w:lsdException w:name="Table Web 2" w:semiHidden="1" w:unhideWhenUsed="1"/>
+    <w:lsdException w:name="Table Web 3" w:semiHidden="1" w:unhideWhenUsed="1"/>
     <w:lsdException w:name="Balloon Text" w:semiHidden="1" w:unhideWhenUsed="1"/>
     <w:lsdException w:name="Table Grid" w:uiPriority="39"/>
     <w:lsdException w:name="Table Theme" w:semiHidden="1" w:unhideWhenUsed="1"/>
